--- a/RAPPORT.docx
+++ b/RAPPORT.docx
@@ -56,19 +56,7 @@
     </w:p>
     <w:p>
       <w:r>
-        <w:t>Ce rapport a pour objectif de mettre en lumière la contribution significative de l'Institut d'Économie et de Gestion (I</w:t>
-      </w:r>
-      <w:r>
-        <w:t>EG) à la recherche scientifique</w:t>
-      </w:r>
-      <w:r>
-        <w:t>. En analysant les public</w:t>
-      </w:r>
-      <w:r>
-        <w:t>ations, les projets de fin de cycle niveau master 2 (mémoire) dans les filières tel que l’économie du développement ; la banque et assurance ; l’audit et contrôle,</w:t>
-      </w:r>
-      <w:r>
-        <w:t xml:space="preserve"> ce document vise à illustrer l'impact de l'IEG dans l'avancement des connaissances en économie, en gestion et dans les disciplines connexes. Il s’agit également de souligner son rôle dans la formation d'une communauté scientifique dynamique et engagée, ainsi que son influence sur les politiques économiques et managériales. À travers cette étude, nous cherchons à valoriser les réalisations de l'IEG et à renforcer sa visibilité en tant qu’acteur clé </w:t>
+        <w:t xml:space="preserve">Ce rapport a pour objectif de mettre en lumière la contribution significative de l'Institut d'Économie et de Gestion (IEG) à la recherche scientifique. En analysant les publications, les projets de fin de cycle niveau master 2 (mémoire) dans les filières tel que l’économie du développement ; la banque et assurance ; l’audit et contrôle, ce document vise à illustrer l'impact de l'IEG dans l'avancement des connaissances en économie, en gestion et dans les disciplines connexes. Il s’agit également de souligner son rôle dans la formation d'une communauté scientifique dynamique et engagée, ainsi que son influence sur les politiques économiques et managériales. À travers cette étude, nous cherchons à valoriser les réalisations de l'IEG et à renforcer sa visibilité en tant qu’acteur clé </w:t>
       </w:r>
       <w:r>
         <w:t xml:space="preserve">de la recherche scientifique.  </w:t>
@@ -82,10 +70,7 @@
     </w:p>
     <w:p>
       <w:r>
-        <w:t>Pour recenser les projets de recherche menés au sein de l'IEG, nous avons exploité le registre des soutenances, qui recense de manière exhaustive les travaux validés par l’institut. Les données ont été systématiquement collectées, comprenant notamment les thèmes de mémoires, les noms des étudiants, les encadreurs, les domaines concernés etc. Ces informations ont ensuite été organisées dans une base de données Excel, permettant un traitement analytique et une visualisation claire des contributions scientifiques de l’IEG. Cette méthode garantit une approche rigoureuse et reproductible pour évaluer l’ampleur et la divers</w:t>
-      </w:r>
-      <w:r>
-        <w:t xml:space="preserve">ité des recherches produites.  </w:t>
+        <w:t xml:space="preserve">Pour recenser les projets de recherche menés au sein de l'IEG, nous avons exploité le registre des soutenances, qui recense de manière exhaustive les travaux validés par l’institut. Les données ont été systématiquement collectées, comprenant notamment les thèmes de mémoires, les noms des étudiants, les encadreurs, les domaines concernés etc. Ces informations ont ensuite été organisées dans une base de données Excel, permettant un traitement analytique et une visualisation claire des contributions scientifiques de l’IEG. Cette méthode garantit une approche rigoureuse et reproductible pour évaluer l’ampleur et la diversité des recherches produites.  </w:t>
       </w:r>
     </w:p>
     <w:p/>
@@ -101,59 +86,69 @@
     </w:p>
     <w:p>
       <w:r>
-        <w:t xml:space="preserve">L’inventaire des mémoires produits au sein de l’IEG a été réalisé à partir d’une extraction systématique des archives académiques, couvrant l’ensemble des travaux soutenus. Sur les 186 mémoires recensés, une catégorisation a été effectuée selon les spécialités principales : </w:t>
-      </w:r>
-      <w:r>
-        <w:t>36 mémoires relèvent de l’</w:t>
-      </w:r>
-      <w:r>
-        <w:t>éco</w:t>
-      </w:r>
-      <w:r>
-        <w:t>nomie du développement, 66</w:t>
-      </w:r>
-      <w:r>
-        <w:t xml:space="preserve"> </w:t>
-      </w:r>
-      <w:r>
-        <w:t xml:space="preserve">concernent la banque et assurance, et 84 </w:t>
-      </w:r>
-      <w:r>
-        <w:t>por</w:t>
-      </w:r>
-      <w:r>
-        <w:t>tent sur l’audit et contrôle</w:t>
-      </w:r>
-      <w:r>
-        <w:t xml:space="preserve">. Ces données ont été compilées et vérifiées pour assurer leur exhaustivité et leur cohérence, offrant ainsi une vision structurée de la production intellectuelle de l’institut. Cette méthode permet d’évaluer quantitativement et qualitativement l’orientation des recherches menées par les étudiants et chercheurs de l’IEG.  </w:t>
-      </w:r>
-    </w:p>
-    <w:p/>
-    <w:p>
-      <w:r>
-        <w:t>2.2 Classement thématique :</w:t>
-      </w:r>
-    </w:p>
-    <w:p>
+        <w:t xml:space="preserve">L’inventaire des mémoires produits au sein de l’IEG a été réalisé à partir d’une extraction systématique des archives académiques, couvrant l’ensemble des travaux soutenus. Sur les 186 mémoires recensés, une catégorisation a été effectuée selon les spécialités principales : 36 mémoires relèvent de l’économie du développement, 66 concernent la banque et assurance, et 84 portent sur l’audit et contrôle. Ces données ont été compilées et vérifiées pour assurer leur exhaustivité et leur cohérence, offrant ainsi une vision structurée de la production intellectuelle de l’institut. Cette méthode permet d’évaluer quantitativement et qualitativement l’orientation des recherches menées par les étudiants et chercheurs de l’IEG.  </w:t>
+      </w:r>
+    </w:p>
+    <w:p/>
+    <w:p>
+      <w:r>
+        <w:t>2.2 Classement par domaine</w:t>
+      </w:r>
+      <w:r>
+        <w:t xml:space="preserve"> :</w:t>
+      </w:r>
+    </w:p>
+    <w:p>
+      <w:r>
+        <w:t>Répar</w:t>
+      </w:r>
+      <w:r>
+        <w:t>titions au niveau</w:t>
+      </w:r>
+    </w:p>
+    <w:p/>
+    <w:p/>
+    <w:p/>
+    <w:p/>
+    <w:p/>
+    <w:p/>
+    <w:p/>
+    <w:p/>
+    <w:p/>
+    <w:p/>
+    <w:p/>
+    <w:p/>
+    <w:p>
+      <w:r>
+        <w:br w:type="page"/>
+      </w:r>
+    </w:p>
+    <w:p>
+      <w:pPr>
+        <w:spacing w:after="160" w:line="259" w:lineRule="auto"/>
+        <w:ind w:left="0" w:right="0" w:firstLine="0"/>
+        <w:jc w:val="left"/>
+      </w:pPr>
       <w:r>
         <w:rPr>
           <w:noProof/>
           <w:lang w:bidi="ar-SA"/>
           <w14:ligatures w14:val="none"/>
         </w:rPr>
+        <w:lastRenderedPageBreak/>
         <w:drawing>
-          <wp:anchor distT="0" distB="0" distL="114300" distR="114300" simplePos="0" relativeHeight="251658240" behindDoc="0" locked="0" layoutInCell="1" allowOverlap="1" wp14:anchorId="6EDCC627" wp14:editId="26AAB4FD">
+          <wp:anchor distT="0" distB="0" distL="114300" distR="114300" simplePos="0" relativeHeight="251658240" behindDoc="0" locked="0" layoutInCell="1" allowOverlap="1">
             <wp:simplePos x="0" y="0"/>
             <wp:positionH relativeFrom="margin">
               <wp:align>center</wp:align>
             </wp:positionH>
             <wp:positionV relativeFrom="paragraph">
-              <wp:posOffset>290195</wp:posOffset>
+              <wp:posOffset>1256763</wp:posOffset>
             </wp:positionV>
-            <wp:extent cx="7218993" cy="4306568"/>
-            <wp:effectExtent l="0" t="0" r="1270" b="0"/>
+            <wp:extent cx="9941957" cy="6366328"/>
+            <wp:effectExtent l="0" t="2858" r="0" b="0"/>
             <wp:wrapNone/>
-            <wp:docPr id="2" name="Image 2"/>
+            <wp:docPr id="3" name="Image 3"/>
             <wp:cNvGraphicFramePr>
               <a:graphicFrameLocks xmlns:a="http://schemas.openxmlformats.org/drawingml/2006/main" noChangeAspect="1"/>
             </wp:cNvGraphicFramePr>
@@ -161,7 +156,7 @@
               <a:graphicData uri="http://schemas.openxmlformats.org/drawingml/2006/picture">
                 <pic:pic xmlns:pic="http://schemas.openxmlformats.org/drawingml/2006/picture">
                   <pic:nvPicPr>
-                    <pic:cNvPr id="2" name="output.png"/>
+                    <pic:cNvPr id="3" name="domaine audit.png"/>
                     <pic:cNvPicPr/>
                   </pic:nvPicPr>
                   <pic:blipFill>
@@ -177,9 +172,9 @@
                     </a:stretch>
                   </pic:blipFill>
                   <pic:spPr>
-                    <a:xfrm>
+                    <a:xfrm rot="5400000">
                       <a:off x="0" y="0"/>
-                      <a:ext cx="7218993" cy="4306568"/>
+                      <a:ext cx="9941957" cy="6366328"/>
                     </a:xfrm>
                     <a:prstGeom prst="rect">
                       <a:avLst/>
@@ -198,48 +193,446 @@
         </w:drawing>
       </w:r>
       <w:r>
-        <w:t>Répartitions des thématiques dans la filière d’audit et contrôle</w:t>
-      </w:r>
-    </w:p>
-    <w:p/>
-    <w:p/>
-    <w:p/>
-    <w:p/>
-    <w:p/>
-    <w:p/>
-    <w:p/>
-    <w:p/>
-    <w:p/>
-    <w:p/>
-    <w:p/>
-    <w:p/>
-    <w:p>
-      <w:r>
-        <w:t>On constate que la thématique la plus traité au sein de la filière d’audit et contrôle est le contrôle interne suivit de l’audit interne avec respectivement 14 et 9 mémoires produits.</w:t>
-      </w:r>
-    </w:p>
-    <w:p>
+        <w:br w:type="page"/>
+      </w:r>
+    </w:p>
+    <w:p/>
+    <w:p>
+      <w:pPr>
+        <w:spacing w:after="160" w:line="259" w:lineRule="auto"/>
+        <w:ind w:left="0" w:right="0" w:firstLine="0"/>
+        <w:jc w:val="left"/>
+      </w:pPr>
+      <w:r>
+        <w:rPr>
+          <w:noProof/>
+          <w:lang w:bidi="ar-SA"/>
+          <w14:ligatures w14:val="none"/>
+        </w:rPr>
+        <w:drawing>
+          <wp:anchor distT="0" distB="0" distL="114300" distR="114300" simplePos="0" relativeHeight="251659264" behindDoc="0" locked="0" layoutInCell="1" allowOverlap="1" wp14:anchorId="615D5AD0" wp14:editId="5571BE72">
+            <wp:simplePos x="0" y="0"/>
+            <wp:positionH relativeFrom="margin">
+              <wp:align>center</wp:align>
+            </wp:positionH>
+            <wp:positionV relativeFrom="paragraph">
+              <wp:posOffset>690880</wp:posOffset>
+            </wp:positionV>
+            <wp:extent cx="10277433" cy="6793811"/>
+            <wp:effectExtent l="8255" t="0" r="0" b="0"/>
+            <wp:wrapNone/>
+            <wp:docPr id="4" name="Image 4"/>
+            <wp:cNvGraphicFramePr>
+              <a:graphicFrameLocks xmlns:a="http://schemas.openxmlformats.org/drawingml/2006/main" noChangeAspect="1"/>
+            </wp:cNvGraphicFramePr>
+            <a:graphic xmlns:a="http://schemas.openxmlformats.org/drawingml/2006/main">
+              <a:graphicData uri="http://schemas.openxmlformats.org/drawingml/2006/picture">
+                <pic:pic xmlns:pic="http://schemas.openxmlformats.org/drawingml/2006/picture">
+                  <pic:nvPicPr>
+                    <pic:cNvPr id="4" name="output.png"/>
+                    <pic:cNvPicPr/>
+                  </pic:nvPicPr>
+                  <pic:blipFill>
+                    <a:blip r:embed="rId5">
+                      <a:extLst>
+                        <a:ext uri="{28A0092B-C50C-407E-A947-70E740481C1C}">
+                          <a14:useLocalDpi xmlns:a14="http://schemas.microsoft.com/office/drawing/2010/main" val="0"/>
+                        </a:ext>
+                      </a:extLst>
+                    </a:blip>
+                    <a:stretch>
+                      <a:fillRect/>
+                    </a:stretch>
+                  </pic:blipFill>
+                  <pic:spPr>
+                    <a:xfrm rot="5400000">
+                      <a:off x="0" y="0"/>
+                      <a:ext cx="10277433" cy="6793811"/>
+                    </a:xfrm>
+                    <a:prstGeom prst="rect">
+                      <a:avLst/>
+                    </a:prstGeom>
+                  </pic:spPr>
+                </pic:pic>
+              </a:graphicData>
+            </a:graphic>
+            <wp14:sizeRelH relativeFrom="page">
+              <wp14:pctWidth>0</wp14:pctWidth>
+            </wp14:sizeRelH>
+            <wp14:sizeRelV relativeFrom="page">
+              <wp14:pctHeight>0</wp14:pctHeight>
+            </wp14:sizeRelV>
+          </wp:anchor>
+        </w:drawing>
+      </w:r>
+      <w:r>
+        <w:br w:type="page"/>
+      </w:r>
+    </w:p>
+    <w:p>
+      <w:pPr>
+        <w:spacing w:after="160" w:line="259" w:lineRule="auto"/>
+        <w:ind w:left="0" w:right="0" w:firstLine="0"/>
+        <w:jc w:val="left"/>
+      </w:pPr>
+      <w:r>
+        <w:rPr>
+          <w:noProof/>
+          <w:lang w:bidi="ar-SA"/>
+          <w14:ligatures w14:val="none"/>
+        </w:rPr>
+        <w:lastRenderedPageBreak/>
+        <w:drawing>
+          <wp:anchor distT="0" distB="0" distL="114300" distR="114300" simplePos="0" relativeHeight="251660288" behindDoc="0" locked="0" layoutInCell="1" allowOverlap="1">
+            <wp:simplePos x="0" y="0"/>
+            <wp:positionH relativeFrom="margin">
+              <wp:align>center</wp:align>
+            </wp:positionH>
+            <wp:positionV relativeFrom="paragraph">
+              <wp:posOffset>1053147</wp:posOffset>
+            </wp:positionV>
+            <wp:extent cx="9867175" cy="6777454"/>
+            <wp:effectExtent l="1587" t="0" r="2858" b="2857"/>
+            <wp:wrapNone/>
+            <wp:docPr id="5" name="Image 5"/>
+            <wp:cNvGraphicFramePr>
+              <a:graphicFrameLocks xmlns:a="http://schemas.openxmlformats.org/drawingml/2006/main" noChangeAspect="1"/>
+            </wp:cNvGraphicFramePr>
+            <a:graphic xmlns:a="http://schemas.openxmlformats.org/drawingml/2006/main">
+              <a:graphicData uri="http://schemas.openxmlformats.org/drawingml/2006/picture">
+                <pic:pic xmlns:pic="http://schemas.openxmlformats.org/drawingml/2006/picture">
+                  <pic:nvPicPr>
+                    <pic:cNvPr id="5" name="domaine banque.png"/>
+                    <pic:cNvPicPr/>
+                  </pic:nvPicPr>
+                  <pic:blipFill>
+                    <a:blip r:embed="rId6">
+                      <a:extLst>
+                        <a:ext uri="{28A0092B-C50C-407E-A947-70E740481C1C}">
+                          <a14:useLocalDpi xmlns:a14="http://schemas.microsoft.com/office/drawing/2010/main" val="0"/>
+                        </a:ext>
+                      </a:extLst>
+                    </a:blip>
+                    <a:stretch>
+                      <a:fillRect/>
+                    </a:stretch>
+                  </pic:blipFill>
+                  <pic:spPr>
+                    <a:xfrm rot="5400000">
+                      <a:off x="0" y="0"/>
+                      <a:ext cx="9867175" cy="6777454"/>
+                    </a:xfrm>
+                    <a:prstGeom prst="rect">
+                      <a:avLst/>
+                    </a:prstGeom>
+                  </pic:spPr>
+                </pic:pic>
+              </a:graphicData>
+            </a:graphic>
+            <wp14:sizeRelH relativeFrom="page">
+              <wp14:pctWidth>0</wp14:pctWidth>
+            </wp14:sizeRelH>
+            <wp14:sizeRelV relativeFrom="page">
+              <wp14:pctHeight>0</wp14:pctHeight>
+            </wp14:sizeRelV>
+          </wp:anchor>
+        </w:drawing>
+      </w:r>
+      <w:r>
+        <w:br w:type="page"/>
+      </w:r>
+    </w:p>
+    <w:p>
+      <w:pPr>
+        <w:spacing w:after="160" w:line="259" w:lineRule="auto"/>
+        <w:ind w:left="0" w:right="0" w:firstLine="0"/>
+        <w:jc w:val="left"/>
+      </w:pPr>
+      <w:r>
+        <w:rPr>
+          <w:noProof/>
+          <w:lang w:bidi="ar-SA"/>
+          <w14:ligatures w14:val="none"/>
+        </w:rPr>
+        <w:lastRenderedPageBreak/>
+        <w:drawing>
+          <wp:anchor distT="0" distB="0" distL="114300" distR="114300" simplePos="0" relativeHeight="251661312" behindDoc="0" locked="0" layoutInCell="1" allowOverlap="1">
+            <wp:simplePos x="0" y="0"/>
+            <wp:positionH relativeFrom="margin">
+              <wp:align>center</wp:align>
+            </wp:positionH>
+            <wp:positionV relativeFrom="paragraph">
+              <wp:posOffset>1095550</wp:posOffset>
+            </wp:positionV>
+            <wp:extent cx="9817417" cy="6679410"/>
+            <wp:effectExtent l="6985" t="0" r="635" b="635"/>
+            <wp:wrapNone/>
+            <wp:docPr id="6" name="Image 6"/>
+            <wp:cNvGraphicFramePr>
+              <a:graphicFrameLocks xmlns:a="http://schemas.openxmlformats.org/drawingml/2006/main" noChangeAspect="1"/>
+            </wp:cNvGraphicFramePr>
+            <a:graphic xmlns:a="http://schemas.openxmlformats.org/drawingml/2006/main">
+              <a:graphicData uri="http://schemas.openxmlformats.org/drawingml/2006/picture">
+                <pic:pic xmlns:pic="http://schemas.openxmlformats.org/drawingml/2006/picture">
+                  <pic:nvPicPr>
+                    <pic:cNvPr id="6" name="output2.png"/>
+                    <pic:cNvPicPr/>
+                  </pic:nvPicPr>
+                  <pic:blipFill>
+                    <a:blip r:embed="rId7">
+                      <a:extLst>
+                        <a:ext uri="{28A0092B-C50C-407E-A947-70E740481C1C}">
+                          <a14:useLocalDpi xmlns:a14="http://schemas.microsoft.com/office/drawing/2010/main" val="0"/>
+                        </a:ext>
+                      </a:extLst>
+                    </a:blip>
+                    <a:stretch>
+                      <a:fillRect/>
+                    </a:stretch>
+                  </pic:blipFill>
+                  <pic:spPr>
+                    <a:xfrm rot="5400000">
+                      <a:off x="0" y="0"/>
+                      <a:ext cx="9817417" cy="6679410"/>
+                    </a:xfrm>
+                    <a:prstGeom prst="rect">
+                      <a:avLst/>
+                    </a:prstGeom>
+                  </pic:spPr>
+                </pic:pic>
+              </a:graphicData>
+            </a:graphic>
+            <wp14:sizeRelH relativeFrom="page">
+              <wp14:pctWidth>0</wp14:pctWidth>
+            </wp14:sizeRelH>
+            <wp14:sizeRelV relativeFrom="page">
+              <wp14:pctHeight>0</wp14:pctHeight>
+            </wp14:sizeRelV>
+          </wp:anchor>
+        </w:drawing>
+      </w:r>
+      <w:r>
+        <w:br w:type="page"/>
+      </w:r>
+    </w:p>
+    <w:p>
+      <w:pPr>
+        <w:spacing w:after="160" w:line="259" w:lineRule="auto"/>
+        <w:ind w:left="0" w:right="0" w:firstLine="0"/>
+        <w:jc w:val="left"/>
+      </w:pPr>
+      <w:r>
+        <w:rPr>
+          <w:noProof/>
+          <w:lang w:bidi="ar-SA"/>
+          <w14:ligatures w14:val="none"/>
+        </w:rPr>
+        <w:lastRenderedPageBreak/>
+        <w:drawing>
+          <wp:anchor distT="0" distB="0" distL="114300" distR="114300" simplePos="0" relativeHeight="251662336" behindDoc="0" locked="0" layoutInCell="1" allowOverlap="1">
+            <wp:simplePos x="0" y="0"/>
+            <wp:positionH relativeFrom="margin">
+              <wp:align>center</wp:align>
+            </wp:positionH>
+            <wp:positionV relativeFrom="paragraph">
+              <wp:posOffset>1100324</wp:posOffset>
+            </wp:positionV>
+            <wp:extent cx="9656464" cy="6680835"/>
+            <wp:effectExtent l="1905" t="0" r="3810" b="3810"/>
+            <wp:wrapNone/>
+            <wp:docPr id="7" name="Image 7"/>
+            <wp:cNvGraphicFramePr>
+              <a:graphicFrameLocks xmlns:a="http://schemas.openxmlformats.org/drawingml/2006/main" noChangeAspect="1"/>
+            </wp:cNvGraphicFramePr>
+            <a:graphic xmlns:a="http://schemas.openxmlformats.org/drawingml/2006/main">
+              <a:graphicData uri="http://schemas.openxmlformats.org/drawingml/2006/picture">
+                <pic:pic xmlns:pic="http://schemas.openxmlformats.org/drawingml/2006/picture">
+                  <pic:nvPicPr>
+                    <pic:cNvPr id="7" name="domaine économie.png"/>
+                    <pic:cNvPicPr/>
+                  </pic:nvPicPr>
+                  <pic:blipFill>
+                    <a:blip r:embed="rId8">
+                      <a:extLst>
+                        <a:ext uri="{28A0092B-C50C-407E-A947-70E740481C1C}">
+                          <a14:useLocalDpi xmlns:a14="http://schemas.microsoft.com/office/drawing/2010/main" val="0"/>
+                        </a:ext>
+                      </a:extLst>
+                    </a:blip>
+                    <a:stretch>
+                      <a:fillRect/>
+                    </a:stretch>
+                  </pic:blipFill>
+                  <pic:spPr>
+                    <a:xfrm rot="5400000">
+                      <a:off x="0" y="0"/>
+                      <a:ext cx="9656464" cy="6680835"/>
+                    </a:xfrm>
+                    <a:prstGeom prst="rect">
+                      <a:avLst/>
+                    </a:prstGeom>
+                  </pic:spPr>
+                </pic:pic>
+              </a:graphicData>
+            </a:graphic>
+            <wp14:sizeRelH relativeFrom="page">
+              <wp14:pctWidth>0</wp14:pctWidth>
+            </wp14:sizeRelH>
+            <wp14:sizeRelV relativeFrom="page">
+              <wp14:pctHeight>0</wp14:pctHeight>
+            </wp14:sizeRelV>
+          </wp:anchor>
+        </w:drawing>
+      </w:r>
+      <w:r>
+        <w:br w:type="page"/>
+      </w:r>
+    </w:p>
+    <w:p>
+      <w:pPr>
+        <w:spacing w:after="160" w:line="259" w:lineRule="auto"/>
+        <w:ind w:left="0" w:right="0" w:firstLine="0"/>
+        <w:jc w:val="left"/>
+      </w:pPr>
+      <w:r>
+        <w:rPr>
+          <w:noProof/>
+          <w:lang w:bidi="ar-SA"/>
+          <w14:ligatures w14:val="none"/>
+        </w:rPr>
+        <w:lastRenderedPageBreak/>
+        <w:drawing>
+          <wp:anchor distT="0" distB="0" distL="114300" distR="114300" simplePos="0" relativeHeight="251663360" behindDoc="0" locked="0" layoutInCell="1" allowOverlap="1">
+            <wp:simplePos x="0" y="0"/>
+            <wp:positionH relativeFrom="margin">
+              <wp:align>center</wp:align>
+            </wp:positionH>
+            <wp:positionV relativeFrom="paragraph">
+              <wp:posOffset>1127125</wp:posOffset>
+            </wp:positionV>
+            <wp:extent cx="9908540" cy="6614782"/>
+            <wp:effectExtent l="8890" t="0" r="6350" b="6350"/>
+            <wp:wrapNone/>
+            <wp:docPr id="8" name="Image 8"/>
+            <wp:cNvGraphicFramePr>
+              <a:graphicFrameLocks xmlns:a="http://schemas.openxmlformats.org/drawingml/2006/main" noChangeAspect="1"/>
+            </wp:cNvGraphicFramePr>
+            <a:graphic xmlns:a="http://schemas.openxmlformats.org/drawingml/2006/main">
+              <a:graphicData uri="http://schemas.openxmlformats.org/drawingml/2006/picture">
+                <pic:pic xmlns:pic="http://schemas.openxmlformats.org/drawingml/2006/picture">
+                  <pic:nvPicPr>
+                    <pic:cNvPr id="8" name="output 3.png"/>
+                    <pic:cNvPicPr/>
+                  </pic:nvPicPr>
+                  <pic:blipFill>
+                    <a:blip r:embed="rId9">
+                      <a:extLst>
+                        <a:ext uri="{28A0092B-C50C-407E-A947-70E740481C1C}">
+                          <a14:useLocalDpi xmlns:a14="http://schemas.microsoft.com/office/drawing/2010/main" val="0"/>
+                        </a:ext>
+                      </a:extLst>
+                    </a:blip>
+                    <a:stretch>
+                      <a:fillRect/>
+                    </a:stretch>
+                  </pic:blipFill>
+                  <pic:spPr>
+                    <a:xfrm rot="5400000">
+                      <a:off x="0" y="0"/>
+                      <a:ext cx="9908540" cy="6614782"/>
+                    </a:xfrm>
+                    <a:prstGeom prst="rect">
+                      <a:avLst/>
+                    </a:prstGeom>
+                  </pic:spPr>
+                </pic:pic>
+              </a:graphicData>
+            </a:graphic>
+            <wp14:sizeRelH relativeFrom="page">
+              <wp14:pctWidth>0</wp14:pctWidth>
+            </wp14:sizeRelH>
+            <wp14:sizeRelV relativeFrom="page">
+              <wp14:pctHeight>0</wp14:pctHeight>
+            </wp14:sizeRelV>
+          </wp:anchor>
+        </w:drawing>
+      </w:r>
+      <w:r>
+        <w:br w:type="page"/>
+      </w:r>
+    </w:p>
+    <w:p/>
+    <w:p>
+      <w:r>
+        <w:t>3. Analyse des tendances et contributions majeures</w:t>
+      </w:r>
+    </w:p>
+    <w:p>
+      <w:r>
+        <w:t>3.1 domaine</w:t>
+      </w:r>
+      <w:r>
+        <w:t xml:space="preserve"> dominantes :</w:t>
+      </w:r>
+    </w:p>
+    <w:p>
+      <w:r>
+        <w:t>Ce graphique présente la répartition par domaine en économie du développement, en listant 16 sous-domaines spécifiques (comme la macroéconomie, la finance internationale, l'économie environnementale, etc.). L'axe horizontal indique le nombre de travaux (de 0 à 7) associés à chaque domaine, bien que les valeurs exactes ne soient pas visibles sur l'image fournie.</w:t>
+      </w:r>
+    </w:p>
+    <w:p>
+      <w:r>
+        <w:t>Interprétation</w:t>
+      </w:r>
+    </w:p>
+    <w:p>
+      <w:r>
+        <w:t>Domaines prioritaires :</w:t>
+      </w:r>
+    </w:p>
+    <w:p>
+      <w:r>
+        <w:t>Les domaines comme Développement économique, Croissance économique, ou Commerce international sont probablement les plus représentés (barres les plus longues), reflétant leur importance centrale dans les recherches en économie du développement.</w:t>
+      </w:r>
+    </w:p>
+    <w:p/>
+    <w:p>
+      <w:r>
+        <w:t>Thématiques émergentes :</w:t>
+      </w:r>
+    </w:p>
+    <w:p>
+      <w:r>
+        <w:t>Des sujets comme Développement durable ou Économie environnementale pourraient gagner en visibilité, en lien avec les enjeux climatiques globaux.</w:t>
+      </w:r>
+    </w:p>
+    <w:p/>
+    <w:p>
+      <w:r>
+        <w:t>Écarts potentiels :</w:t>
+      </w:r>
+    </w:p>
+    <w:p>
+      <w:r>
+        <w:t>Les domaines comme Économie agricole ou Démographie économique semblent moins couverts (barres courtes), ce qui pourrait indiquer des niches de recherche ou un manque de données.</w:t>
+      </w:r>
+    </w:p>
+    <w:p/>
+    <w:p>
+      <w:r>
+        <w:t>Conclusion</w:t>
+      </w:r>
+    </w:p>
+    <w:p>
+      <w:r>
+        <w:t>Ce graphique met en lumière la diversité des sous-domaines en économie du développement, avec une concentration sur les thèmes traditionnels (croissance, commerce) et des variations reflétant les priorités académiques ou politiques. Une analyse quantitative exacte nécessiterait les valeurs numériques associées à chaque barre.</w:t>
+      </w:r>
       <w:bookmarkStart w:id="0" w:name="_GoBack"/>
       <w:bookmarkEnd w:id="0"/>
-      <w:r>
-        <w:br w:type="page"/>
-      </w:r>
-    </w:p>
-    <w:p/>
-    <w:p/>
-    <w:p>
-      <w:r>
-        <w:t>3. Analyse des tendances et contributions majeures</w:t>
-      </w:r>
-    </w:p>
-    <w:p>
-      <w:r>
-        <w:t>3.1 Thématiques dominantes :</w:t>
-      </w:r>
-    </w:p>
-    <w:p/>
-    <w:p>
-      <w:r>
+    </w:p>
+    <w:p>
+      <w:r>
+        <w:lastRenderedPageBreak/>
         <w:t xml:space="preserve">Sujets récurrents vs. </w:t>
       </w:r>
       <w:proofErr w:type="gramStart"/>
@@ -307,7 +700,6 @@
     <w:p/>
     <w:p>
       <w:r>
-        <w:lastRenderedPageBreak/>
         <w:t>Valorisation des mémoires (archivage, diffusion en ligne).</w:t>
       </w:r>
     </w:p>
